--- a/Knowledge/3-Work knowledge/1-Software Engineering/2-General Technologies/9-Databases/5-My Source/1-Intro to Databases/3-Relational Databases and Non-Relational Databases.docx
+++ b/Knowledge/3-Work knowledge/1-Software Engineering/2-General Technologies/9-Databases/5-My Source/1-Intro to Databases/3-Relational Databases and Non-Relational Databases.docx
@@ -10,6 +10,9 @@
       <w:bookmarkStart w:id="0" w:name="_9b9zxgf6khr9" w:colFirst="0" w:colLast="0"/>
       <w:bookmarkEnd w:id="0"/>
       <w:r>
+        <w:rPr>
+          <w:rFonts w:ascii="Arial" w:hAnsi="Arial" w:eastAsia="Arial"/>
+        </w:rPr>
         <w:t>1-Relational Databases</w:t>
       </w:r>
     </w:p>
@@ -19,6 +22,7 @@
       </w:pPr>
       <w:r>
         <w:rPr>
+          <w:rFonts w:ascii="Arial" w:hAnsi="Arial" w:eastAsia="Arial"/>
           <w:b/>
           <w:color w:val="000000"/>
           <w:sz w:val="18"/>
@@ -28,6 +32,7 @@
       </w:r>
       <w:r>
         <w:rPr>
+          <w:rFonts w:ascii="Arial" w:hAnsi="Arial" w:eastAsia="Arial"/>
           <w:color w:val="000000"/>
           <w:sz w:val="18"/>
           <w:highlight w:val="lightGray"/>
@@ -36,6 +41,7 @@
       </w:r>
       <w:r>
         <w:rPr>
+          <w:rFonts w:ascii="Arial" w:hAnsi="Arial" w:eastAsia="Arial"/>
           <w:b/>
           <w:color w:val="000000"/>
           <w:sz w:val="18"/>
@@ -45,6 +51,7 @@
       </w:r>
       <w:r>
         <w:rPr>
+          <w:rFonts w:ascii="Arial" w:hAnsi="Arial" w:eastAsia="Arial"/>
           <w:color w:val="000000"/>
           <w:sz w:val="18"/>
           <w:highlight w:val="lightGray"/>
@@ -53,6 +60,7 @@
       </w:r>
       <w:r>
         <w:rPr>
+          <w:rFonts w:ascii="Arial" w:hAnsi="Arial" w:eastAsia="Arial"/>
           <w:b/>
           <w:color w:val="000000"/>
           <w:sz w:val="18"/>
@@ -62,6 +70,7 @@
       </w:r>
       <w:r>
         <w:rPr>
+          <w:rFonts w:ascii="Arial" w:hAnsi="Arial" w:eastAsia="Arial"/>
           <w:color w:val="000000"/>
           <w:sz w:val="18"/>
           <w:highlight w:val="lightGray"/>
@@ -170,6 +179,9 @@
       <w:bookmarkStart w:id="1" w:name="_ozk1k9wpnwku" w:colFirst="0" w:colLast="0"/>
       <w:bookmarkEnd w:id="1"/>
       <w:r>
+        <w:rPr>
+          <w:rFonts w:ascii="Arial" w:hAnsi="Arial" w:eastAsia="Arial"/>
+        </w:rPr>
         <w:t>🧱 Key Concepts</w:t>
       </w:r>
     </w:p>
@@ -311,7 +323,7 @@
             </w:pPr>
             <w:r>
               <w:rPr>
-                <w:rFonts w:ascii="Roboto Mono" w:eastAsia="Roboto Mono" w:hAnsi="Roboto Mono"/>
+                <w:rFonts w:ascii="Arial" w:eastAsia="Arial" w:hAnsi="Arial"/>
                 <w:b/>
                 <w:bCs/>
               </w:rPr>
@@ -342,7 +354,7 @@
             </w:pPr>
             <w:r>
               <w:rPr>
-                <w:rFonts w:ascii="Roboto Mono" w:eastAsia="Roboto Mono" w:hAnsi="Roboto Mono"/>
+                <w:rFonts w:ascii="Arial" w:eastAsia="Arial" w:hAnsi="Arial"/>
                 <w:b/>
                 <w:bCs/>
               </w:rPr>
@@ -377,7 +389,7 @@
             </w:pPr>
             <w:r>
               <w:rPr>
-                <w:rFonts w:ascii="Roboto Mono" w:eastAsia="Roboto Mono" w:hAnsi="Roboto Mono"/>
+                <w:rFonts w:ascii="Arial" w:eastAsia="Arial" w:hAnsi="Arial"/>
                 <w:b/>
                 <w:bCs/>
               </w:rPr>
@@ -407,7 +419,7 @@
             </w:pPr>
             <w:r>
               <w:rPr>
-                <w:rFonts w:ascii="Roboto Mono" w:eastAsia="Roboto Mono" w:hAnsi="Roboto Mono"/>
+                <w:rFonts w:ascii="Arial" w:eastAsia="Arial" w:hAnsi="Arial"/>
               </w:rPr>
               <w:t>A collection of related data (like a spreadsheet).</w:t>
             </w:r>
@@ -440,7 +452,7 @@
             </w:pPr>
             <w:r>
               <w:rPr>
-                <w:rFonts w:ascii="Roboto Mono" w:eastAsia="Roboto Mono" w:hAnsi="Roboto Mono"/>
+                <w:rFonts w:ascii="Arial" w:eastAsia="Arial" w:hAnsi="Arial"/>
                 <w:b/>
                 <w:bCs/>
               </w:rPr>
@@ -470,7 +482,7 @@
             </w:pPr>
             <w:r>
               <w:rPr>
-                <w:rFonts w:ascii="Roboto Mono" w:eastAsia="Roboto Mono" w:hAnsi="Roboto Mono"/>
+                <w:rFonts w:ascii="Arial" w:eastAsia="Arial" w:hAnsi="Arial"/>
               </w:rPr>
               <w:t>A single record or entry in a table.</w:t>
             </w:r>
@@ -503,7 +515,7 @@
             </w:pPr>
             <w:r>
               <w:rPr>
-                <w:rFonts w:ascii="Roboto Mono" w:eastAsia="Roboto Mono" w:hAnsi="Roboto Mono"/>
+                <w:rFonts w:ascii="Arial" w:eastAsia="Arial" w:hAnsi="Arial"/>
                 <w:b/>
                 <w:bCs/>
               </w:rPr>
@@ -533,7 +545,7 @@
             </w:pPr>
             <w:r>
               <w:rPr>
-                <w:rFonts w:ascii="Roboto Mono" w:eastAsia="Roboto Mono" w:hAnsi="Roboto Mono"/>
+                <w:rFonts w:ascii="Arial" w:eastAsia="Arial" w:hAnsi="Arial"/>
               </w:rPr>
               <w:t>A specific attribute or field (e.g., name, age, email).</w:t>
             </w:r>
@@ -566,7 +578,7 @@
             </w:pPr>
             <w:r>
               <w:rPr>
-                <w:rFonts w:ascii="Roboto Mono" w:eastAsia="Roboto Mono" w:hAnsi="Roboto Mono"/>
+                <w:rFonts w:ascii="Arial" w:eastAsia="Arial" w:hAnsi="Arial"/>
                 <w:b/>
                 <w:bCs/>
               </w:rPr>
@@ -596,20 +608,20 @@
             </w:pPr>
             <w:r>
               <w:rPr>
-                <w:rFonts w:ascii="Roboto Mono" w:eastAsia="Roboto Mono" w:hAnsi="Roboto Mono"/>
+                <w:rFonts w:ascii="Arial" w:eastAsia="Arial" w:hAnsi="Arial"/>
               </w:rPr>
               <w:t xml:space="preserve">A unique identifier for each row in a table (e.g., </w:t>
             </w:r>
             <w:r>
               <w:rPr>
-                <w:rFonts w:ascii="Roboto Mono" w:eastAsia="Roboto Mono" w:hAnsi="Roboto Mono" w:cs="Roboto Mono"/>
+                <w:rFonts w:ascii="Arial" w:eastAsia="Arial" w:hAnsi="Arial" w:cs="Roboto Mono"/>
                 <w:color w:val="188038"/>
               </w:rPr>
               <w:t>id</w:t>
             </w:r>
             <w:r>
               <w:rPr>
-                <w:rFonts w:ascii="Roboto Mono" w:eastAsia="Roboto Mono" w:hAnsi="Roboto Mono"/>
+                <w:rFonts w:ascii="Arial" w:eastAsia="Arial" w:hAnsi="Arial"/>
               </w:rPr>
               <w:t>).</w:t>
             </w:r>
@@ -642,7 +654,7 @@
             </w:pPr>
             <w:r>
               <w:rPr>
-                <w:rFonts w:ascii="Roboto Mono" w:eastAsia="Roboto Mono" w:hAnsi="Roboto Mono"/>
+                <w:rFonts w:ascii="Arial" w:eastAsia="Arial" w:hAnsi="Arial"/>
                 <w:b/>
                 <w:bCs/>
               </w:rPr>
@@ -672,7 +684,7 @@
             </w:pPr>
             <w:r>
               <w:rPr>
-                <w:rFonts w:ascii="Roboto Mono" w:eastAsia="Roboto Mono" w:hAnsi="Roboto Mono"/>
+                <w:rFonts w:ascii="Arial" w:eastAsia="Arial" w:hAnsi="Arial"/>
               </w:rPr>
               <w:t>A field that links one table to another (creates the "relationship").</w:t>
             </w:r>
@@ -703,6 +715,9 @@
       <w:bookmarkStart w:id="2" w:name="_b5qik87zdv99" w:colFirst="0" w:colLast="0"/>
       <w:bookmarkEnd w:id="2"/>
       <w:r>
+        <w:rPr>
+          <w:rFonts w:ascii="Arial" w:hAnsi="Arial" w:eastAsia="Arial"/>
+        </w:rPr>
         <w:t>🗃️ Example</w:t>
       </w:r>
     </w:p>
@@ -712,6 +727,7 @@
       </w:pPr>
       <w:r>
         <w:rPr>
+          <w:rFonts w:ascii="Arial" w:hAnsi="Arial" w:eastAsia="Arial"/>
           <w:b/>
           <w:color w:val="000000"/>
           <w:sz w:val="18"/>
@@ -721,6 +737,7 @@
       </w:r>
       <w:r>
         <w:rPr>
+          <w:rFonts w:ascii="Arial" w:hAnsi="Arial" w:eastAsia="Arial"/>
           <w:color w:val="000000"/>
           <w:sz w:val="18"/>
           <w:highlight w:val="lightGray"/>
@@ -729,6 +746,7 @@
       </w:r>
       <w:r>
         <w:rPr>
+          <w:rFonts w:ascii="Arial" w:hAnsi="Arial" w:eastAsia="Arial"/>
           <w:b/>
           <w:color w:val="000000"/>
           <w:sz w:val="18"/>
@@ -738,6 +756,7 @@
       </w:r>
       <w:r>
         <w:rPr>
+          <w:rFonts w:ascii="Arial" w:hAnsi="Arial" w:eastAsia="Arial"/>
           <w:color w:val="000000"/>
           <w:sz w:val="18"/>
           <w:highlight w:val="lightGray"/>
@@ -746,6 +765,7 @@
       </w:r>
       <w:r>
         <w:rPr>
+          <w:rFonts w:ascii="Arial" w:hAnsi="Arial" w:eastAsia="Arial"/>
           <w:b/>
           <w:color w:val="000000"/>
           <w:sz w:val="18"/>
@@ -755,6 +775,7 @@
       </w:r>
       <w:r>
         <w:rPr>
+          <w:rFonts w:ascii="Arial" w:hAnsi="Arial" w:eastAsia="Arial"/>
           <w:color w:val="000000"/>
           <w:sz w:val="18"/>
           <w:highlight w:val="lightGray"/>
@@ -789,6 +810,7 @@
       </w:pPr>
       <w:r>
         <w:rPr>
+          <w:rFonts w:ascii="Arial" w:hAnsi="Arial" w:eastAsia="Arial"/>
           <w:b/>
           <w:bCs/>
           <w:noProof/>
@@ -876,7 +898,7 @@
             </w:pPr>
             <w:r>
               <w:rPr>
-                <w:rFonts w:ascii="Roboto Mono" w:eastAsia="Roboto Mono" w:hAnsi="Roboto Mono"/>
+                <w:rFonts w:ascii="Arial" w:eastAsia="Arial" w:hAnsi="Arial"/>
                 <w:b/>
                 <w:bCs/>
               </w:rPr>
@@ -907,7 +929,7 @@
             </w:pPr>
             <w:r>
               <w:rPr>
-                <w:rFonts w:ascii="Roboto Mono" w:eastAsia="Roboto Mono" w:hAnsi="Roboto Mono"/>
+                <w:rFonts w:ascii="Arial" w:eastAsia="Arial" w:hAnsi="Arial"/>
                 <w:b/>
                 <w:bCs/>
               </w:rPr>
@@ -938,7 +960,7 @@
             </w:pPr>
             <w:r>
               <w:rPr>
-                <w:rFonts w:ascii="Roboto Mono" w:eastAsia="Roboto Mono" w:hAnsi="Roboto Mono"/>
+                <w:rFonts w:ascii="Arial" w:eastAsia="Arial" w:hAnsi="Arial"/>
                 <w:b/>
                 <w:bCs/>
               </w:rPr>
@@ -973,7 +995,7 @@
             </w:pPr>
             <w:r>
               <w:rPr>
-                <w:rFonts w:ascii="Roboto Mono" w:eastAsia="Roboto Mono" w:hAnsi="Roboto Mono"/>
+                <w:rFonts w:ascii="Arial" w:eastAsia="Arial" w:hAnsi="Arial"/>
               </w:rPr>
               <w:t>1</w:t>
             </w:r>
@@ -1001,7 +1023,7 @@
             </w:pPr>
             <w:r>
               <w:rPr>
-                <w:rFonts w:ascii="Roboto Mono" w:eastAsia="Roboto Mono" w:hAnsi="Roboto Mono"/>
+                <w:rFonts w:ascii="Arial" w:eastAsia="Arial" w:hAnsi="Arial"/>
               </w:rPr>
               <w:t>Alice</w:t>
             </w:r>
@@ -1029,7 +1051,7 @@
             </w:pPr>
             <w:r>
               <w:rPr>
-                <w:rFonts w:ascii="Roboto Mono" w:eastAsia="Roboto Mono" w:hAnsi="Roboto Mono"/>
+                <w:rFonts w:ascii="Arial" w:eastAsia="Arial" w:hAnsi="Arial"/>
               </w:rPr>
               <w:t>alice@example.com</w:t>
             </w:r>
@@ -1062,7 +1084,7 @@
             </w:pPr>
             <w:r>
               <w:rPr>
-                <w:rFonts w:ascii="Roboto Mono" w:eastAsia="Roboto Mono" w:hAnsi="Roboto Mono"/>
+                <w:rFonts w:ascii="Arial" w:eastAsia="Arial" w:hAnsi="Arial"/>
               </w:rPr>
               <w:t>2</w:t>
             </w:r>
@@ -1090,7 +1112,7 @@
             </w:pPr>
             <w:r>
               <w:rPr>
-                <w:rFonts w:ascii="Roboto Mono" w:eastAsia="Roboto Mono" w:hAnsi="Roboto Mono"/>
+                <w:rFonts w:ascii="Arial" w:eastAsia="Arial" w:hAnsi="Arial"/>
               </w:rPr>
               <w:t>Bob</w:t>
             </w:r>
@@ -1118,7 +1140,7 @@
             </w:pPr>
             <w:r>
               <w:rPr>
-                <w:rFonts w:ascii="Roboto Mono" w:eastAsia="Roboto Mono" w:hAnsi="Roboto Mono"/>
+                <w:rFonts w:ascii="Arial" w:eastAsia="Arial" w:hAnsi="Arial"/>
               </w:rPr>
               <w:t>bob@example.com</w:t>
             </w:r>
@@ -1153,6 +1175,7 @@
       </w:pPr>
       <w:r>
         <w:rPr>
+          <w:rFonts w:ascii="Arial" w:hAnsi="Arial" w:eastAsia="Arial"/>
           <w:b/>
           <w:bCs/>
           <w:noProof/>
@@ -1240,7 +1263,7 @@
             </w:pPr>
             <w:r>
               <w:rPr>
-                <w:rFonts w:ascii="Roboto Mono" w:eastAsia="Roboto Mono" w:hAnsi="Roboto Mono"/>
+                <w:rFonts w:ascii="Arial" w:eastAsia="Arial" w:hAnsi="Arial"/>
                 <w:b/>
                 <w:bCs/>
               </w:rPr>
@@ -1271,7 +1294,7 @@
             </w:pPr>
             <w:r>
               <w:rPr>
-                <w:rFonts w:ascii="Roboto Mono" w:eastAsia="Roboto Mono" w:hAnsi="Roboto Mono"/>
+                <w:rFonts w:ascii="Arial" w:eastAsia="Arial" w:hAnsi="Arial"/>
                 <w:b/>
                 <w:bCs/>
               </w:rPr>
@@ -1302,7 +1325,7 @@
             </w:pPr>
             <w:r>
               <w:rPr>
-                <w:rFonts w:ascii="Roboto Mono" w:eastAsia="Roboto Mono" w:hAnsi="Roboto Mono"/>
+                <w:rFonts w:ascii="Arial" w:eastAsia="Arial" w:hAnsi="Arial"/>
                 <w:b/>
                 <w:bCs/>
               </w:rPr>
@@ -1337,7 +1360,7 @@
             </w:pPr>
             <w:r>
               <w:rPr>
-                <w:rFonts w:ascii="Roboto Mono" w:eastAsia="Roboto Mono" w:hAnsi="Roboto Mono"/>
+                <w:rFonts w:ascii="Arial" w:eastAsia="Arial" w:hAnsi="Arial"/>
               </w:rPr>
               <w:t>1</w:t>
             </w:r>
@@ -1365,7 +1388,7 @@
             </w:pPr>
             <w:r>
               <w:rPr>
-                <w:rFonts w:ascii="Roboto Mono" w:eastAsia="Roboto Mono" w:hAnsi="Roboto Mono"/>
+                <w:rFonts w:ascii="Arial" w:eastAsia="Arial" w:hAnsi="Arial"/>
               </w:rPr>
               <w:t>1</w:t>
             </w:r>
@@ -1393,7 +1416,7 @@
             </w:pPr>
             <w:r>
               <w:rPr>
-                <w:rFonts w:ascii="Roboto Mono" w:eastAsia="Roboto Mono" w:hAnsi="Roboto Mono"/>
+                <w:rFonts w:ascii="Arial" w:eastAsia="Arial" w:hAnsi="Arial"/>
               </w:rPr>
               <w:t>Laptop</w:t>
             </w:r>
@@ -1426,7 +1449,7 @@
             </w:pPr>
             <w:r>
               <w:rPr>
-                <w:rFonts w:ascii="Roboto Mono" w:eastAsia="Roboto Mono" w:hAnsi="Roboto Mono"/>
+                <w:rFonts w:ascii="Arial" w:eastAsia="Arial" w:hAnsi="Arial"/>
               </w:rPr>
               <w:t>2</w:t>
             </w:r>
@@ -1454,7 +1477,7 @@
             </w:pPr>
             <w:r>
               <w:rPr>
-                <w:rFonts w:ascii="Roboto Mono" w:eastAsia="Roboto Mono" w:hAnsi="Roboto Mono"/>
+                <w:rFonts w:ascii="Arial" w:eastAsia="Arial" w:hAnsi="Arial"/>
               </w:rPr>
               <w:t>2</w:t>
             </w:r>
@@ -1482,7 +1505,7 @@
             </w:pPr>
             <w:r>
               <w:rPr>
-                <w:rFonts w:ascii="Roboto Mono" w:eastAsia="Roboto Mono" w:hAnsi="Roboto Mono"/>
+                <w:rFonts w:ascii="Arial" w:eastAsia="Arial" w:hAnsi="Arial"/>
               </w:rPr>
               <w:t>Headphones</w:t>
             </w:r>
@@ -1515,7 +1538,7 @@
             </w:pPr>
             <w:r>
               <w:rPr>
-                <w:rFonts w:ascii="Roboto Mono" w:eastAsia="Roboto Mono" w:hAnsi="Roboto Mono"/>
+                <w:rFonts w:ascii="Arial" w:eastAsia="Arial" w:hAnsi="Arial"/>
               </w:rPr>
               <w:t>3</w:t>
             </w:r>
@@ -1543,7 +1566,7 @@
             </w:pPr>
             <w:r>
               <w:rPr>
-                <w:rFonts w:ascii="Roboto Mono" w:eastAsia="Roboto Mono" w:hAnsi="Roboto Mono"/>
+                <w:rFonts w:ascii="Arial" w:eastAsia="Arial" w:hAnsi="Arial"/>
               </w:rPr>
               <w:t>1</w:t>
             </w:r>
@@ -1571,7 +1594,7 @@
             </w:pPr>
             <w:r>
               <w:rPr>
-                <w:rFonts w:ascii="Roboto Mono" w:eastAsia="Roboto Mono" w:hAnsi="Roboto Mono"/>
+                <w:rFonts w:ascii="Arial" w:eastAsia="Arial" w:hAnsi="Arial"/>
               </w:rPr>
               <w:t>Smartphone</w:t>
             </w:r>
@@ -1712,6 +1735,9 @@
       <w:bookmarkStart w:id="3" w:name="_77d1qpr1j968" w:colFirst="0" w:colLast="0"/>
       <w:bookmarkEnd w:id="3"/>
       <w:r>
+        <w:rPr>
+          <w:rFonts w:ascii="Arial" w:hAnsi="Arial" w:eastAsia="Arial"/>
+        </w:rPr>
         <w:t>💻 Popular Relational Database Systems</w:t>
       </w:r>
     </w:p>
@@ -1721,6 +1747,7 @@
       </w:pPr>
       <w:r>
         <w:rPr>
+          <w:rFonts w:ascii="Arial" w:hAnsi="Arial" w:eastAsia="Arial"/>
           <w:b/>
           <w:color w:val="000000"/>
           <w:sz w:val="18"/>
@@ -1730,6 +1757,7 @@
       </w:r>
       <w:r>
         <w:rPr>
+          <w:rFonts w:ascii="Arial" w:hAnsi="Arial" w:eastAsia="Arial"/>
           <w:color w:val="000000"/>
           <w:sz w:val="18"/>
           <w:highlight w:val="lightGray"/>
@@ -1738,6 +1766,7 @@
       </w:r>
       <w:r>
         <w:rPr>
+          <w:rFonts w:ascii="Arial" w:hAnsi="Arial" w:eastAsia="Arial"/>
           <w:b/>
           <w:color w:val="000000"/>
           <w:sz w:val="18"/>
@@ -1747,6 +1776,7 @@
       </w:r>
       <w:r>
         <w:rPr>
+          <w:rFonts w:ascii="Arial" w:hAnsi="Arial" w:eastAsia="Arial"/>
           <w:color w:val="000000"/>
           <w:sz w:val="18"/>
           <w:highlight w:val="lightGray"/>
@@ -1755,6 +1785,7 @@
       </w:r>
       <w:r>
         <w:rPr>
+          <w:rFonts w:ascii="Arial" w:hAnsi="Arial" w:eastAsia="Arial"/>
           <w:b/>
           <w:color w:val="000000"/>
           <w:sz w:val="18"/>
@@ -1764,6 +1795,7 @@
       </w:r>
       <w:r>
         <w:rPr>
+          <w:rFonts w:ascii="Arial" w:hAnsi="Arial" w:eastAsia="Arial"/>
           <w:color w:val="000000"/>
           <w:sz w:val="18"/>
           <w:highlight w:val="lightGray"/>
@@ -1919,6 +1951,9 @@
       <w:bookmarkStart w:id="4" w:name="_qy99y4xadmn4" w:colFirst="0" w:colLast="0"/>
       <w:bookmarkEnd w:id="4"/>
       <w:r>
+        <w:rPr>
+          <w:rFonts w:ascii="Arial" w:hAnsi="Arial" w:eastAsia="Arial"/>
+        </w:rPr>
         <w:t>📜 Uses SQL (Structured Query Language)</w:t>
       </w:r>
     </w:p>
@@ -1928,6 +1963,7 @@
       </w:pPr>
       <w:r>
         <w:rPr>
+          <w:rFonts w:ascii="Arial" w:hAnsi="Arial" w:eastAsia="Arial"/>
           <w:b/>
           <w:color w:val="000000"/>
           <w:sz w:val="18"/>
@@ -1937,6 +1973,7 @@
       </w:r>
       <w:r>
         <w:rPr>
+          <w:rFonts w:ascii="Arial" w:hAnsi="Arial" w:eastAsia="Arial"/>
           <w:color w:val="000000"/>
           <w:sz w:val="18"/>
           <w:highlight w:val="lightGray"/>
@@ -1945,6 +1982,7 @@
       </w:r>
       <w:r>
         <w:rPr>
+          <w:rFonts w:ascii="Arial" w:hAnsi="Arial" w:eastAsia="Arial"/>
           <w:b/>
           <w:color w:val="000000"/>
           <w:sz w:val="18"/>
@@ -1954,6 +1992,7 @@
       </w:r>
       <w:r>
         <w:rPr>
+          <w:rFonts w:ascii="Arial" w:hAnsi="Arial" w:eastAsia="Arial"/>
           <w:color w:val="000000"/>
           <w:sz w:val="18"/>
           <w:highlight w:val="lightGray"/>
@@ -1962,6 +2001,7 @@
       </w:r>
       <w:r>
         <w:rPr>
+          <w:rFonts w:ascii="Arial" w:hAnsi="Arial" w:eastAsia="Arial"/>
           <w:b/>
           <w:color w:val="000000"/>
           <w:sz w:val="18"/>
@@ -1971,6 +2011,7 @@
       </w:r>
       <w:r>
         <w:rPr>
+          <w:rFonts w:ascii="Arial" w:hAnsi="Arial" w:eastAsia="Arial"/>
           <w:color w:val="000000"/>
           <w:sz w:val="18"/>
           <w:highlight w:val="lightGray"/>
@@ -1995,6 +2036,7 @@
       </w:pPr>
       <w:r>
         <w:rPr>
+          <w:rFonts w:ascii="Arial" w:hAnsi="Arial" w:eastAsia="Arial"/>
           <w:noProof/>
         </w:rPr>
         <w:drawing>
@@ -2107,7 +2149,7 @@
       <w:bookmarkEnd w:id="5"/>
       <w:r>
         <w:rPr>
-          <w:rFonts w:ascii="Arial Unicode MS" w:eastAsia="Arial Unicode MS" w:hAnsi="Arial Unicode MS" w:cs="Arial Unicode MS"/>
+          <w:rFonts w:ascii="Arial" w:eastAsia="Arial" w:hAnsi="Arial" w:cs="Arial Unicode MS"/>
         </w:rPr>
         <w:t>✅ Why Use Relational Databases?</w:t>
       </w:r>
@@ -2118,6 +2160,7 @@
       </w:pPr>
       <w:r>
         <w:rPr>
+          <w:rFonts w:ascii="Arial" w:hAnsi="Arial" w:eastAsia="Arial"/>
           <w:b/>
           <w:color w:val="000000"/>
           <w:sz w:val="18"/>
@@ -2127,6 +2170,7 @@
       </w:r>
       <w:r>
         <w:rPr>
+          <w:rFonts w:ascii="Arial" w:hAnsi="Arial" w:eastAsia="Arial"/>
           <w:color w:val="000000"/>
           <w:sz w:val="18"/>
           <w:highlight w:val="lightGray"/>
@@ -2135,6 +2179,7 @@
       </w:r>
       <w:r>
         <w:rPr>
+          <w:rFonts w:ascii="Arial" w:hAnsi="Arial" w:eastAsia="Arial"/>
           <w:b/>
           <w:color w:val="000000"/>
           <w:sz w:val="18"/>
@@ -2144,6 +2189,7 @@
       </w:r>
       <w:r>
         <w:rPr>
+          <w:rFonts w:ascii="Arial" w:hAnsi="Arial" w:eastAsia="Arial"/>
           <w:color w:val="000000"/>
           <w:sz w:val="18"/>
           <w:highlight w:val="lightGray"/>
@@ -2152,6 +2198,7 @@
       </w:r>
       <w:r>
         <w:rPr>
+          <w:rFonts w:ascii="Arial" w:hAnsi="Arial" w:eastAsia="Arial"/>
           <w:b/>
           <w:color w:val="000000"/>
           <w:sz w:val="18"/>
@@ -2161,6 +2208,7 @@
       </w:r>
       <w:r>
         <w:rPr>
+          <w:rFonts w:ascii="Arial" w:hAnsi="Arial" w:eastAsia="Arial"/>
           <w:color w:val="000000"/>
           <w:sz w:val="18"/>
           <w:highlight w:val="lightGray"/>
@@ -2285,6 +2333,9 @@
       <w:bookmarkStart w:id="7" w:name="_kvdvh6oi2b0e" w:colFirst="0" w:colLast="0"/>
       <w:bookmarkEnd w:id="7"/>
       <w:r>
+        <w:rPr>
+          <w:rFonts w:ascii="Arial" w:hAnsi="Arial" w:eastAsia="Arial"/>
+        </w:rPr>
         <w:t>2-Non-Relational Databases</w:t>
       </w:r>
     </w:p>
@@ -2294,6 +2345,7 @@
       </w:pPr>
       <w:r>
         <w:rPr>
+          <w:rFonts w:ascii="Arial" w:hAnsi="Arial" w:eastAsia="Arial"/>
           <w:b/>
           <w:color w:val="000000"/>
           <w:sz w:val="18"/>
@@ -2303,6 +2355,7 @@
       </w:r>
       <w:r>
         <w:rPr>
+          <w:rFonts w:ascii="Arial" w:hAnsi="Arial" w:eastAsia="Arial"/>
           <w:color w:val="000000"/>
           <w:sz w:val="18"/>
           <w:highlight w:val="lightGray"/>
@@ -2311,6 +2364,7 @@
       </w:r>
       <w:r>
         <w:rPr>
+          <w:rFonts w:ascii="Arial" w:hAnsi="Arial" w:eastAsia="Arial"/>
           <w:b/>
           <w:color w:val="000000"/>
           <w:sz w:val="18"/>
@@ -2320,6 +2374,7 @@
       </w:r>
       <w:r>
         <w:rPr>
+          <w:rFonts w:ascii="Arial" w:hAnsi="Arial" w:eastAsia="Arial"/>
           <w:color w:val="000000"/>
           <w:sz w:val="18"/>
           <w:highlight w:val="lightGray"/>
@@ -2328,6 +2383,7 @@
       </w:r>
       <w:r>
         <w:rPr>
+          <w:rFonts w:ascii="Arial" w:hAnsi="Arial" w:eastAsia="Arial"/>
           <w:b/>
           <w:color w:val="000000"/>
           <w:sz w:val="18"/>
@@ -2337,6 +2393,7 @@
       </w:r>
       <w:r>
         <w:rPr>
+          <w:rFonts w:ascii="Arial" w:hAnsi="Arial" w:eastAsia="Arial"/>
           <w:color w:val="000000"/>
           <w:sz w:val="18"/>
           <w:highlight w:val="lightGray"/>
@@ -2512,6 +2569,9 @@
       <w:bookmarkStart w:id="8" w:name="_a2104yk7z85" w:colFirst="0" w:colLast="0"/>
       <w:bookmarkEnd w:id="8"/>
       <w:r>
+        <w:rPr>
+          <w:rFonts w:ascii="Arial" w:hAnsi="Arial" w:eastAsia="Arial"/>
+        </w:rPr>
         <w:t>🔑 Key Features of Non-Relational Databases</w:t>
       </w:r>
     </w:p>
@@ -2528,6 +2588,7 @@
       </w:pPr>
       <w:r>
         <w:rPr>
+          <w:rFonts w:ascii="Arial" w:hAnsi="Arial" w:eastAsia="Arial"/>
           <w:b/>
           <w:color w:val="000000"/>
           <w:sz w:val="18"/>
@@ -2537,6 +2598,7 @@
       </w:r>
       <w:r>
         <w:rPr>
+          <w:rFonts w:ascii="Arial" w:hAnsi="Arial" w:eastAsia="Arial"/>
           <w:color w:val="000000"/>
           <w:sz w:val="18"/>
           <w:highlight w:val="lightGray"/>
@@ -2545,6 +2607,7 @@
       </w:r>
       <w:r>
         <w:rPr>
+          <w:rFonts w:ascii="Arial" w:hAnsi="Arial" w:eastAsia="Arial"/>
           <w:b/>
           <w:color w:val="000000"/>
           <w:sz w:val="18"/>
@@ -2554,6 +2617,7 @@
       </w:r>
       <w:r>
         <w:rPr>
+          <w:rFonts w:ascii="Arial" w:hAnsi="Arial" w:eastAsia="Arial"/>
           <w:color w:val="000000"/>
           <w:sz w:val="18"/>
           <w:highlight w:val="lightGray"/>
@@ -2562,6 +2626,7 @@
       </w:r>
       <w:r>
         <w:rPr>
+          <w:rFonts w:ascii="Arial" w:hAnsi="Arial" w:eastAsia="Arial"/>
           <w:b/>
           <w:color w:val="000000"/>
           <w:sz w:val="18"/>
@@ -2571,6 +2636,7 @@
       </w:r>
       <w:r>
         <w:rPr>
+          <w:rFonts w:ascii="Arial" w:hAnsi="Arial" w:eastAsia="Arial"/>
           <w:color w:val="000000"/>
           <w:sz w:val="18"/>
           <w:highlight w:val="lightGray"/>
@@ -2581,6 +2647,7 @@
     <w:p>
       <w:r>
         <w:rPr>
+          <w:rFonts w:ascii="Arial" w:hAnsi="Arial" w:eastAsia="Arial"/>
           <w:noProof/>
         </w:rPr>
         <w:drawing>
@@ -2664,7 +2731,7 @@
             </w:pPr>
             <w:r>
               <w:rPr>
-                <w:rFonts w:ascii="Roboto Mono" w:eastAsia="Roboto Mono" w:hAnsi="Roboto Mono"/>
+                <w:rFonts w:ascii="Arial" w:eastAsia="Arial" w:hAnsi="Arial"/>
                 <w:b/>
                 <w:bCs/>
               </w:rPr>
@@ -2694,7 +2761,7 @@
             </w:pPr>
             <w:r>
               <w:rPr>
-                <w:rFonts w:ascii="Roboto Mono" w:eastAsia="Roboto Mono" w:hAnsi="Roboto Mono"/>
+                <w:rFonts w:ascii="Arial" w:eastAsia="Arial" w:hAnsi="Arial"/>
                 <w:b/>
                 <w:bCs/>
               </w:rPr>
@@ -2726,7 +2793,7 @@
           <w:p>
             <w:r>
               <w:rPr>
-                <w:rFonts w:ascii="Roboto Mono" w:eastAsia="Roboto Mono" w:hAnsi="Roboto Mono"/>
+                <w:rFonts w:ascii="Arial" w:eastAsia="Arial" w:hAnsi="Arial"/>
                 <w:b/>
                 <w:bCs/>
               </w:rPr>
@@ -2753,7 +2820,7 @@
           <w:p>
             <w:r>
               <w:rPr>
-                <w:rFonts w:ascii="Roboto Mono" w:eastAsia="Roboto Mono" w:hAnsi="Roboto Mono"/>
+                <w:rFonts w:ascii="Arial" w:eastAsia="Arial" w:hAnsi="Arial"/>
               </w:rPr>
               <w:t>Data can be stored without a predefined schema.</w:t>
             </w:r>
@@ -2783,7 +2850,7 @@
           <w:p>
             <w:r>
               <w:rPr>
-                <w:rFonts w:ascii="Roboto Mono" w:eastAsia="Roboto Mono" w:hAnsi="Roboto Mono"/>
+                <w:rFonts w:ascii="Arial" w:eastAsia="Arial" w:hAnsi="Arial"/>
                 <w:b/>
                 <w:bCs/>
               </w:rPr>
@@ -2810,7 +2877,7 @@
           <w:p>
             <w:r>
               <w:rPr>
-                <w:rFonts w:ascii="Roboto Mono" w:eastAsia="Roboto Mono" w:hAnsi="Roboto Mono"/>
+                <w:rFonts w:ascii="Arial" w:eastAsia="Arial" w:hAnsi="Arial"/>
               </w:rPr>
               <w:t>Easier to scale horizontally across many servers (great for big data).</w:t>
             </w:r>
@@ -2840,7 +2907,7 @@
           <w:p>
             <w:r>
               <w:rPr>
-                <w:rFonts w:ascii="Roboto Mono" w:eastAsia="Roboto Mono" w:hAnsi="Roboto Mono"/>
+                <w:rFonts w:ascii="Arial" w:eastAsia="Arial" w:hAnsi="Arial"/>
                 <w:b/>
                 <w:bCs/>
               </w:rPr>
@@ -2867,7 +2934,7 @@
           <w:p>
             <w:r>
               <w:rPr>
-                <w:rFonts w:ascii="Roboto Mono" w:eastAsia="Roboto Mono" w:hAnsi="Roboto Mono"/>
+                <w:rFonts w:ascii="Arial" w:eastAsia="Arial" w:hAnsi="Arial"/>
               </w:rPr>
               <w:t>Optimized for speed, especially for specific use cases like caching or logs.</w:t>
             </w:r>
@@ -2897,7 +2964,7 @@
           <w:p>
             <w:r>
               <w:rPr>
-                <w:rFonts w:ascii="Roboto Mono" w:eastAsia="Roboto Mono" w:hAnsi="Roboto Mono"/>
+                <w:rFonts w:ascii="Arial" w:eastAsia="Arial" w:hAnsi="Arial"/>
                 <w:b/>
                 <w:bCs/>
               </w:rPr>
@@ -2924,7 +2991,7 @@
           <w:p>
             <w:r>
               <w:rPr>
-                <w:rFonts w:ascii="Roboto Mono" w:eastAsia="Roboto Mono" w:hAnsi="Roboto Mono"/>
+                <w:rFonts w:ascii="Arial" w:eastAsia="Arial" w:hAnsi="Arial"/>
               </w:rPr>
               <w:t>May trade strict consistency for speed and scalability (eventual consistency).</w:t>
             </w:r>
@@ -2952,6 +3019,9 @@
       <w:bookmarkStart w:id="9" w:name="_qovtob2jluow" w:colFirst="0" w:colLast="0"/>
       <w:bookmarkEnd w:id="9"/>
       <w:r>
+        <w:rPr>
+          <w:rFonts w:ascii="Arial" w:hAnsi="Arial" w:eastAsia="Arial"/>
+        </w:rPr>
         <w:t>🗃️ Common Types of NoSQL Databases</w:t>
       </w:r>
     </w:p>
@@ -2968,6 +3038,7 @@
       </w:pPr>
       <w:r>
         <w:rPr>
+          <w:rFonts w:ascii="Arial" w:hAnsi="Arial" w:eastAsia="Arial"/>
           <w:b/>
           <w:color w:val="000000"/>
           <w:sz w:val="18"/>
@@ -2977,6 +3048,7 @@
       </w:r>
       <w:r>
         <w:rPr>
+          <w:rFonts w:ascii="Arial" w:hAnsi="Arial" w:eastAsia="Arial"/>
           <w:color w:val="000000"/>
           <w:sz w:val="18"/>
           <w:highlight w:val="lightGray"/>
@@ -2985,6 +3057,7 @@
       </w:r>
       <w:r>
         <w:rPr>
+          <w:rFonts w:ascii="Arial" w:hAnsi="Arial" w:eastAsia="Arial"/>
           <w:b/>
           <w:color w:val="000000"/>
           <w:sz w:val="18"/>
@@ -2994,6 +3067,7 @@
       </w:r>
       <w:r>
         <w:rPr>
+          <w:rFonts w:ascii="Arial" w:hAnsi="Arial" w:eastAsia="Arial"/>
           <w:color w:val="000000"/>
           <w:sz w:val="18"/>
           <w:highlight w:val="lightGray"/>
@@ -3002,6 +3076,7 @@
       </w:r>
       <w:r>
         <w:rPr>
+          <w:rFonts w:ascii="Arial" w:hAnsi="Arial" w:eastAsia="Arial"/>
           <w:b/>
           <w:color w:val="000000"/>
           <w:sz w:val="18"/>
@@ -3011,6 +3086,7 @@
       </w:r>
       <w:r>
         <w:rPr>
+          <w:rFonts w:ascii="Arial" w:hAnsi="Arial" w:eastAsia="Arial"/>
           <w:color w:val="000000"/>
           <w:sz w:val="18"/>
           <w:highlight w:val="lightGray"/>
@@ -3021,6 +3097,7 @@
     <w:p>
       <w:r>
         <w:rPr>
+          <w:rFonts w:ascii="Arial" w:hAnsi="Arial" w:eastAsia="Arial"/>
           <w:noProof/>
         </w:rPr>
         <w:drawing>
@@ -3105,7 +3182,7 @@
             </w:pPr>
             <w:r>
               <w:rPr>
-                <w:rFonts w:ascii="Roboto Mono" w:eastAsia="Roboto Mono" w:hAnsi="Roboto Mono"/>
+                <w:rFonts w:ascii="Arial" w:eastAsia="Arial" w:hAnsi="Arial"/>
                 <w:b/>
                 <w:bCs/>
               </w:rPr>
@@ -3135,7 +3212,7 @@
             </w:pPr>
             <w:r>
               <w:rPr>
-                <w:rFonts w:ascii="Roboto Mono" w:eastAsia="Roboto Mono" w:hAnsi="Roboto Mono"/>
+                <w:rFonts w:ascii="Arial" w:eastAsia="Arial" w:hAnsi="Arial"/>
                 <w:b/>
                 <w:bCs/>
               </w:rPr>
@@ -3165,7 +3242,7 @@
             </w:pPr>
             <w:r>
               <w:rPr>
-                <w:rFonts w:ascii="Roboto Mono" w:eastAsia="Roboto Mono" w:hAnsi="Roboto Mono"/>
+                <w:rFonts w:ascii="Arial" w:eastAsia="Arial" w:hAnsi="Arial"/>
                 <w:b/>
                 <w:bCs/>
               </w:rPr>
@@ -3197,7 +3274,7 @@
           <w:p>
             <w:r>
               <w:rPr>
-                <w:rFonts w:ascii="Roboto Mono" w:eastAsia="Roboto Mono" w:hAnsi="Roboto Mono"/>
+                <w:rFonts w:ascii="Arial" w:eastAsia="Arial" w:hAnsi="Arial"/>
                 <w:b/>
                 <w:bCs/>
               </w:rPr>
@@ -3224,7 +3301,7 @@
           <w:p>
             <w:r>
               <w:rPr>
-                <w:rFonts w:ascii="Roboto Mono" w:eastAsia="Roboto Mono" w:hAnsi="Roboto Mono"/>
+                <w:rFonts w:ascii="Arial" w:eastAsia="Arial" w:hAnsi="Arial"/>
               </w:rPr>
               <w:t>Stores data as JSON-like documents</w:t>
             </w:r>
@@ -3249,7 +3326,7 @@
           <w:p>
             <w:r>
               <w:rPr>
-                <w:rFonts w:ascii="Roboto Mono" w:eastAsia="Roboto Mono" w:hAnsi="Roboto Mono"/>
+                <w:rFonts w:ascii="Arial" w:eastAsia="Arial" w:hAnsi="Arial"/>
               </w:rPr>
               <w:t>MongoDB, CouchDB, Firestore</w:t>
             </w:r>
@@ -3279,7 +3356,7 @@
           <w:p>
             <w:r>
               <w:rPr>
-                <w:rFonts w:ascii="Roboto Mono" w:eastAsia="Roboto Mono" w:hAnsi="Roboto Mono"/>
+                <w:rFonts w:ascii="Arial" w:eastAsia="Arial" w:hAnsi="Arial"/>
                 <w:b/>
                 <w:bCs/>
               </w:rPr>
@@ -3306,7 +3383,7 @@
           <w:p>
             <w:r>
               <w:rPr>
-                <w:rFonts w:ascii="Roboto Mono" w:eastAsia="Roboto Mono" w:hAnsi="Roboto Mono"/>
+                <w:rFonts w:ascii="Arial" w:eastAsia="Arial" w:hAnsi="Arial"/>
               </w:rPr>
               <w:t>Simple key and value pairs</w:t>
             </w:r>
@@ -3331,7 +3408,7 @@
           <w:p>
             <w:r>
               <w:rPr>
-                <w:rFonts w:ascii="Roboto Mono" w:eastAsia="Roboto Mono" w:hAnsi="Roboto Mono"/>
+                <w:rFonts w:ascii="Arial" w:eastAsia="Arial" w:hAnsi="Arial"/>
               </w:rPr>
               <w:t>Redis, DynamoDB, Riak</w:t>
             </w:r>
@@ -3361,7 +3438,7 @@
           <w:p>
             <w:r>
               <w:rPr>
-                <w:rFonts w:ascii="Roboto Mono" w:eastAsia="Roboto Mono" w:hAnsi="Roboto Mono"/>
+                <w:rFonts w:ascii="Arial" w:eastAsia="Arial" w:hAnsi="Arial"/>
                 <w:b/>
                 <w:bCs/>
               </w:rPr>
@@ -3388,7 +3465,7 @@
           <w:p>
             <w:r>
               <w:rPr>
-                <w:rFonts w:ascii="Roboto Mono" w:eastAsia="Roboto Mono" w:hAnsi="Roboto Mono"/>
+                <w:rFonts w:ascii="Arial" w:eastAsia="Arial" w:hAnsi="Arial"/>
               </w:rPr>
               <w:t>Stores data in columns, not rows</w:t>
             </w:r>
@@ -3413,7 +3490,7 @@
           <w:p>
             <w:r>
               <w:rPr>
-                <w:rFonts w:ascii="Roboto Mono" w:eastAsia="Roboto Mono" w:hAnsi="Roboto Mono"/>
+                <w:rFonts w:ascii="Arial" w:eastAsia="Arial" w:hAnsi="Arial"/>
               </w:rPr>
               <w:t>Apache Cassandra, HBase</w:t>
             </w:r>
@@ -3443,7 +3520,7 @@
           <w:p>
             <w:r>
               <w:rPr>
-                <w:rFonts w:ascii="Roboto Mono" w:eastAsia="Roboto Mono" w:hAnsi="Roboto Mono"/>
+                <w:rFonts w:ascii="Arial" w:eastAsia="Arial" w:hAnsi="Arial"/>
                 <w:b/>
                 <w:bCs/>
               </w:rPr>
@@ -3470,7 +3547,7 @@
           <w:p>
             <w:r>
               <w:rPr>
-                <w:rFonts w:ascii="Roboto Mono" w:eastAsia="Roboto Mono" w:hAnsi="Roboto Mono"/>
+                <w:rFonts w:ascii="Arial" w:eastAsia="Arial" w:hAnsi="Arial"/>
               </w:rPr>
               <w:t>Data stored as nodes and relationships</w:t>
             </w:r>
@@ -3495,7 +3572,7 @@
           <w:p>
             <w:r>
               <w:rPr>
-                <w:rFonts w:ascii="Roboto Mono" w:eastAsia="Roboto Mono" w:hAnsi="Roboto Mono"/>
+                <w:rFonts w:ascii="Arial" w:eastAsia="Arial" w:hAnsi="Arial"/>
               </w:rPr>
               <w:t>Neo4j, ArangoDB</w:t>
             </w:r>
@@ -3523,6 +3600,9 @@
       <w:bookmarkStart w:id="10" w:name="_fosjx0qoc82c" w:colFirst="0" w:colLast="0"/>
       <w:bookmarkEnd w:id="10"/>
       <w:r>
+        <w:rPr>
+          <w:rFonts w:ascii="Arial" w:hAnsi="Arial" w:eastAsia="Arial"/>
+        </w:rPr>
         <w:t>📄 Example: Document Database (MongoDB)</w:t>
       </w:r>
     </w:p>
@@ -3532,6 +3612,7 @@
       </w:pPr>
       <w:r>
         <w:rPr>
+          <w:rFonts w:ascii="Arial" w:hAnsi="Arial" w:eastAsia="Arial"/>
           <w:b/>
           <w:color w:val="000000"/>
           <w:sz w:val="18"/>
@@ -3541,6 +3622,7 @@
       </w:r>
       <w:r>
         <w:rPr>
+          <w:rFonts w:ascii="Arial" w:hAnsi="Arial" w:eastAsia="Arial"/>
           <w:color w:val="000000"/>
           <w:sz w:val="18"/>
           <w:highlight w:val="lightGray"/>
@@ -3549,6 +3631,7 @@
       </w:r>
       <w:r>
         <w:rPr>
+          <w:rFonts w:ascii="Arial" w:hAnsi="Arial" w:eastAsia="Arial"/>
           <w:b/>
           <w:color w:val="000000"/>
           <w:sz w:val="18"/>
@@ -3558,6 +3641,7 @@
       </w:r>
       <w:r>
         <w:rPr>
+          <w:rFonts w:ascii="Arial" w:hAnsi="Arial" w:eastAsia="Arial"/>
           <w:color w:val="000000"/>
           <w:sz w:val="18"/>
           <w:highlight w:val="lightGray"/>
@@ -3566,6 +3650,7 @@
       </w:r>
       <w:r>
         <w:rPr>
+          <w:rFonts w:ascii="Arial" w:hAnsi="Arial" w:eastAsia="Arial"/>
           <w:b/>
           <w:color w:val="000000"/>
           <w:sz w:val="18"/>
@@ -3575,6 +3660,7 @@
       </w:r>
       <w:r>
         <w:rPr>
+          <w:rFonts w:ascii="Arial" w:hAnsi="Arial" w:eastAsia="Arial"/>
           <w:color w:val="000000"/>
           <w:sz w:val="18"/>
           <w:highlight w:val="lightGray"/>
@@ -3599,6 +3685,7 @@
       </w:pPr>
       <w:r>
         <w:rPr>
+          <w:rFonts w:ascii="Arial" w:hAnsi="Arial" w:eastAsia="Arial"/>
           <w:noProof/>
         </w:rPr>
         <w:drawing>
@@ -3785,7 +3872,7 @@
       <w:bookmarkEnd w:id="11"/>
       <w:r>
         <w:rPr>
-          <w:rFonts w:ascii="Arial Unicode MS" w:eastAsia="Arial Unicode MS" w:hAnsi="Arial Unicode MS" w:cs="Arial Unicode MS"/>
+          <w:rFonts w:ascii="Arial" w:eastAsia="Arial" w:hAnsi="Arial" w:cs="Arial Unicode MS"/>
         </w:rPr>
         <w:t>✅ Why Use Non-Relational Databases?</w:t>
       </w:r>
@@ -3796,6 +3883,7 @@
       </w:pPr>
       <w:r>
         <w:rPr>
+          <w:rFonts w:ascii="Arial" w:hAnsi="Arial" w:eastAsia="Arial"/>
           <w:b/>
           <w:color w:val="000000"/>
           <w:sz w:val="18"/>
@@ -3805,6 +3893,7 @@
       </w:r>
       <w:r>
         <w:rPr>
+          <w:rFonts w:ascii="Arial" w:hAnsi="Arial" w:eastAsia="Arial"/>
           <w:color w:val="000000"/>
           <w:sz w:val="18"/>
           <w:highlight w:val="lightGray"/>
@@ -3813,6 +3902,7 @@
       </w:r>
       <w:r>
         <w:rPr>
+          <w:rFonts w:ascii="Arial" w:hAnsi="Arial" w:eastAsia="Arial"/>
           <w:b/>
           <w:color w:val="000000"/>
           <w:sz w:val="18"/>
@@ -3822,6 +3912,7 @@
       </w:r>
       <w:r>
         <w:rPr>
+          <w:rFonts w:ascii="Arial" w:hAnsi="Arial" w:eastAsia="Arial"/>
           <w:color w:val="000000"/>
           <w:sz w:val="18"/>
           <w:highlight w:val="lightGray"/>
@@ -3830,6 +3921,7 @@
       </w:r>
       <w:r>
         <w:rPr>
+          <w:rFonts w:ascii="Arial" w:hAnsi="Arial" w:eastAsia="Arial"/>
           <w:b/>
           <w:color w:val="000000"/>
           <w:sz w:val="18"/>
@@ -3839,6 +3931,7 @@
       </w:r>
       <w:r>
         <w:rPr>
+          <w:rFonts w:ascii="Arial" w:hAnsi="Arial" w:eastAsia="Arial"/>
           <w:color w:val="000000"/>
           <w:sz w:val="18"/>
           <w:highlight w:val="lightGray"/>
@@ -4034,6 +4127,9 @@
       <w:bookmarkStart w:id="12" w:name="_c762ve28aoys" w:colFirst="0" w:colLast="0"/>
       <w:bookmarkEnd w:id="12"/>
       <w:r>
+        <w:rPr>
+          <w:rFonts w:ascii="Arial" w:hAnsi="Arial" w:eastAsia="Arial"/>
+        </w:rPr>
         <w:t>🆚 Relational vs Non-Relational</w:t>
       </w:r>
     </w:p>
@@ -4050,6 +4146,7 @@
       </w:pPr>
       <w:r>
         <w:rPr>
+          <w:rFonts w:ascii="Arial" w:hAnsi="Arial" w:eastAsia="Arial"/>
           <w:b/>
           <w:color w:val="000000"/>
           <w:sz w:val="18"/>
@@ -4059,6 +4156,7 @@
       </w:r>
       <w:r>
         <w:rPr>
+          <w:rFonts w:ascii="Arial" w:hAnsi="Arial" w:eastAsia="Arial"/>
           <w:color w:val="000000"/>
           <w:sz w:val="18"/>
           <w:highlight w:val="lightGray"/>
@@ -4067,6 +4165,7 @@
       </w:r>
       <w:r>
         <w:rPr>
+          <w:rFonts w:ascii="Arial" w:hAnsi="Arial" w:eastAsia="Arial"/>
           <w:b/>
           <w:color w:val="000000"/>
           <w:sz w:val="18"/>
@@ -4076,6 +4175,7 @@
       </w:r>
       <w:r>
         <w:rPr>
+          <w:rFonts w:ascii="Arial" w:hAnsi="Arial" w:eastAsia="Arial"/>
           <w:color w:val="000000"/>
           <w:sz w:val="18"/>
           <w:highlight w:val="lightGray"/>
@@ -4084,6 +4184,7 @@
       </w:r>
       <w:r>
         <w:rPr>
+          <w:rFonts w:ascii="Arial" w:hAnsi="Arial" w:eastAsia="Arial"/>
           <w:b/>
           <w:color w:val="000000"/>
           <w:sz w:val="18"/>
@@ -4093,6 +4194,7 @@
       </w:r>
       <w:r>
         <w:rPr>
+          <w:rFonts w:ascii="Arial" w:hAnsi="Arial" w:eastAsia="Arial"/>
           <w:color w:val="000000"/>
           <w:sz w:val="18"/>
           <w:highlight w:val="lightGray"/>
@@ -4103,6 +4205,7 @@
     <w:p>
       <w:r>
         <w:rPr>
+          <w:rFonts w:ascii="Arial" w:hAnsi="Arial" w:eastAsia="Arial"/>
           <w:noProof/>
         </w:rPr>
         <w:drawing>
@@ -4187,7 +4290,7 @@
             </w:pPr>
             <w:r>
               <w:rPr>
-                <w:rFonts w:ascii="Roboto Mono" w:eastAsia="Roboto Mono" w:hAnsi="Roboto Mono"/>
+                <w:rFonts w:ascii="Arial" w:eastAsia="Arial" w:hAnsi="Arial"/>
                 <w:b/>
                 <w:bCs/>
               </w:rPr>
@@ -4217,7 +4320,7 @@
             </w:pPr>
             <w:r>
               <w:rPr>
-                <w:rFonts w:ascii="Roboto Mono" w:eastAsia="Roboto Mono" w:hAnsi="Roboto Mono"/>
+                <w:rFonts w:ascii="Arial" w:eastAsia="Arial" w:hAnsi="Arial"/>
                 <w:b/>
                 <w:bCs/>
               </w:rPr>
@@ -4247,7 +4350,7 @@
             </w:pPr>
             <w:r>
               <w:rPr>
-                <w:rFonts w:ascii="Roboto Mono" w:eastAsia="Roboto Mono" w:hAnsi="Roboto Mono"/>
+                <w:rFonts w:ascii="Arial" w:eastAsia="Arial" w:hAnsi="Arial"/>
                 <w:b/>
                 <w:bCs/>
               </w:rPr>
@@ -4279,7 +4382,7 @@
           <w:p>
             <w:r>
               <w:rPr>
-                <w:rFonts w:ascii="Roboto Mono" w:eastAsia="Roboto Mono" w:hAnsi="Roboto Mono"/>
+                <w:rFonts w:ascii="Arial" w:eastAsia="Arial" w:hAnsi="Arial"/>
               </w:rPr>
               <w:t>Structure</w:t>
             </w:r>
@@ -4304,7 +4407,7 @@
           <w:p>
             <w:r>
               <w:rPr>
-                <w:rFonts w:ascii="Roboto Mono" w:eastAsia="Roboto Mono" w:hAnsi="Roboto Mono"/>
+                <w:rFonts w:ascii="Arial" w:eastAsia="Arial" w:hAnsi="Arial"/>
               </w:rPr>
               <w:t>Fixed schema (tables)</w:t>
             </w:r>
@@ -4329,7 +4432,7 @@
           <w:p>
             <w:r>
               <w:rPr>
-                <w:rFonts w:ascii="Roboto Mono" w:eastAsia="Roboto Mono" w:hAnsi="Roboto Mono"/>
+                <w:rFonts w:ascii="Arial" w:eastAsia="Arial" w:hAnsi="Arial"/>
               </w:rPr>
               <w:t>Flexible, dynamic</w:t>
             </w:r>
@@ -4359,7 +4462,7 @@
           <w:p>
             <w:r>
               <w:rPr>
-                <w:rFonts w:ascii="Roboto Mono" w:eastAsia="Roboto Mono" w:hAnsi="Roboto Mono"/>
+                <w:rFonts w:ascii="Arial" w:eastAsia="Arial" w:hAnsi="Arial"/>
               </w:rPr>
               <w:t>Query Language</w:t>
             </w:r>
@@ -4384,7 +4487,7 @@
           <w:p>
             <w:r>
               <w:rPr>
-                <w:rFonts w:ascii="Roboto Mono" w:eastAsia="Roboto Mono" w:hAnsi="Roboto Mono"/>
+                <w:rFonts w:ascii="Arial" w:eastAsia="Arial" w:hAnsi="Arial"/>
               </w:rPr>
               <w:t>SQL</w:t>
             </w:r>
@@ -4409,7 +4512,7 @@
           <w:p>
             <w:r>
               <w:rPr>
-                <w:rFonts w:ascii="Roboto Mono" w:eastAsia="Roboto Mono" w:hAnsi="Roboto Mono"/>
+                <w:rFonts w:ascii="Arial" w:eastAsia="Arial" w:hAnsi="Arial"/>
               </w:rPr>
               <w:t>Varies (MongoDB uses BSON/JSON-style queries)</w:t>
             </w:r>
@@ -4439,7 +4542,7 @@
           <w:p>
             <w:r>
               <w:rPr>
-                <w:rFonts w:ascii="Roboto Mono" w:eastAsia="Roboto Mono" w:hAnsi="Roboto Mono"/>
+                <w:rFonts w:ascii="Arial" w:eastAsia="Arial" w:hAnsi="Arial"/>
               </w:rPr>
               <w:t>Best for</w:t>
             </w:r>
@@ -4464,7 +4567,7 @@
           <w:p>
             <w:r>
               <w:rPr>
-                <w:rFonts w:ascii="Roboto Mono" w:eastAsia="Roboto Mono" w:hAnsi="Roboto Mono"/>
+                <w:rFonts w:ascii="Arial" w:eastAsia="Arial" w:hAnsi="Arial"/>
               </w:rPr>
               <w:t>Structured data, transactions</w:t>
             </w:r>
@@ -4489,7 +4592,7 @@
           <w:p>
             <w:r>
               <w:rPr>
-                <w:rFonts w:ascii="Roboto Mono" w:eastAsia="Roboto Mono" w:hAnsi="Roboto Mono"/>
+                <w:rFonts w:ascii="Arial" w:eastAsia="Arial" w:hAnsi="Arial"/>
               </w:rPr>
               <w:t>Big data, fast reads/writes</w:t>
             </w:r>
@@ -4519,7 +4622,7 @@
           <w:p>
             <w:r>
               <w:rPr>
-                <w:rFonts w:ascii="Roboto Mono" w:eastAsia="Roboto Mono" w:hAnsi="Roboto Mono"/>
+                <w:rFonts w:ascii="Arial" w:eastAsia="Arial" w:hAnsi="Arial"/>
               </w:rPr>
               <w:t>Scalability</w:t>
             </w:r>
@@ -4544,7 +4647,7 @@
           <w:p>
             <w:r>
               <w:rPr>
-                <w:rFonts w:ascii="Roboto Mono" w:eastAsia="Roboto Mono" w:hAnsi="Roboto Mono"/>
+                <w:rFonts w:ascii="Arial" w:eastAsia="Arial" w:hAnsi="Arial"/>
               </w:rPr>
               <w:t>Vertical (add more power)</w:t>
             </w:r>
@@ -4569,7 +4672,7 @@
           <w:p>
             <w:r>
               <w:rPr>
-                <w:rFonts w:ascii="Roboto Mono" w:eastAsia="Roboto Mono" w:hAnsi="Roboto Mono"/>
+                <w:rFonts w:ascii="Arial" w:eastAsia="Arial" w:hAnsi="Arial"/>
               </w:rPr>
               <w:t>Horizontal (add more servers)</w:t>
             </w:r>

--- a/Knowledge/3-Work knowledge/1-Software Engineering/2-General Technologies/9-Databases/5-My Source/1-Intro to Databases/3-Relational Databases and Non-Relational Databases.docx
+++ b/Knowledge/3-Work knowledge/1-Software Engineering/2-General Technologies/9-Databases/5-My Source/1-Intro to Databases/3-Relational Databases and Non-Relational Databases.docx
@@ -11,7 +11,7 @@
       <w:bookmarkEnd w:id="0"/>
       <w:r>
         <w:rPr>
-          <w:rFonts w:ascii="Arial" w:hAnsi="Arial" w:eastAsia="Arial"/>
+          <w:rFonts w:ascii="Calibri Light" w:hAnsi="Calibri Light" w:eastAsia="Calibri Light"/>
         </w:rPr>
         <w:t>1-Relational Databases</w:t>
       </w:r>
@@ -180,7 +180,7 @@
       <w:bookmarkEnd w:id="1"/>
       <w:r>
         <w:rPr>
-          <w:rFonts w:ascii="Arial" w:hAnsi="Arial" w:eastAsia="Arial"/>
+          <w:rFonts w:ascii="Calibri Light" w:hAnsi="Calibri Light" w:eastAsia="Calibri Light"/>
         </w:rPr>
         <w:t>🧱 Key Concepts</w:t>
       </w:r>
@@ -716,7 +716,7 @@
       <w:bookmarkEnd w:id="2"/>
       <w:r>
         <w:rPr>
-          <w:rFonts w:ascii="Arial" w:hAnsi="Arial" w:eastAsia="Arial"/>
+          <w:rFonts w:ascii="Calibri Light" w:hAnsi="Calibri Light" w:eastAsia="Calibri Light"/>
         </w:rPr>
         <w:t>🗃️ Example</w:t>
       </w:r>
@@ -1736,7 +1736,7 @@
       <w:bookmarkEnd w:id="3"/>
       <w:r>
         <w:rPr>
-          <w:rFonts w:ascii="Arial" w:hAnsi="Arial" w:eastAsia="Arial"/>
+          <w:rFonts w:ascii="Calibri Light" w:hAnsi="Calibri Light" w:eastAsia="Calibri Light"/>
         </w:rPr>
         <w:t>💻 Popular Relational Database Systems</w:t>
       </w:r>
@@ -1952,7 +1952,7 @@
       <w:bookmarkEnd w:id="4"/>
       <w:r>
         <w:rPr>
-          <w:rFonts w:ascii="Arial" w:hAnsi="Arial" w:eastAsia="Arial"/>
+          <w:rFonts w:ascii="Calibri Light" w:hAnsi="Calibri Light" w:eastAsia="Calibri Light"/>
         </w:rPr>
         <w:t>📜 Uses SQL (Structured Query Language)</w:t>
       </w:r>
@@ -2149,7 +2149,7 @@
       <w:bookmarkEnd w:id="5"/>
       <w:r>
         <w:rPr>
-          <w:rFonts w:ascii="Arial" w:eastAsia="Arial" w:hAnsi="Arial" w:cs="Arial Unicode MS"/>
+          <w:rFonts w:ascii="Calibri Light" w:eastAsia="Calibri Light" w:hAnsi="Calibri Light" w:cs="Arial Unicode MS"/>
         </w:rPr>
         <w:t>✅ Why Use Relational Databases?</w:t>
       </w:r>
@@ -2334,7 +2334,7 @@
       <w:bookmarkEnd w:id="7"/>
       <w:r>
         <w:rPr>
-          <w:rFonts w:ascii="Arial" w:hAnsi="Arial" w:eastAsia="Arial"/>
+          <w:rFonts w:ascii="Calibri Light" w:hAnsi="Calibri Light" w:eastAsia="Calibri Light"/>
         </w:rPr>
         <w:t>2-Non-Relational Databases</w:t>
       </w:r>
@@ -2570,7 +2570,7 @@
       <w:bookmarkEnd w:id="8"/>
       <w:r>
         <w:rPr>
-          <w:rFonts w:ascii="Arial" w:hAnsi="Arial" w:eastAsia="Arial"/>
+          <w:rFonts w:ascii="Calibri Light" w:hAnsi="Calibri Light" w:eastAsia="Calibri Light"/>
         </w:rPr>
         <w:t>🔑 Key Features of Non-Relational Databases</w:t>
       </w:r>
@@ -3020,7 +3020,7 @@
       <w:bookmarkEnd w:id="9"/>
       <w:r>
         <w:rPr>
-          <w:rFonts w:ascii="Arial" w:hAnsi="Arial" w:eastAsia="Arial"/>
+          <w:rFonts w:ascii="Calibri Light" w:hAnsi="Calibri Light" w:eastAsia="Calibri Light"/>
         </w:rPr>
         <w:t>🗃️ Common Types of NoSQL Databases</w:t>
       </w:r>
@@ -3601,7 +3601,7 @@
       <w:bookmarkEnd w:id="10"/>
       <w:r>
         <w:rPr>
-          <w:rFonts w:ascii="Arial" w:hAnsi="Arial" w:eastAsia="Arial"/>
+          <w:rFonts w:ascii="Calibri Light" w:hAnsi="Calibri Light" w:eastAsia="Calibri Light"/>
         </w:rPr>
         <w:t>📄 Example: Document Database (MongoDB)</w:t>
       </w:r>
@@ -3872,7 +3872,7 @@
       <w:bookmarkEnd w:id="11"/>
       <w:r>
         <w:rPr>
-          <w:rFonts w:ascii="Arial" w:eastAsia="Arial" w:hAnsi="Arial" w:cs="Arial Unicode MS"/>
+          <w:rFonts w:ascii="Calibri Light" w:eastAsia="Calibri Light" w:hAnsi="Calibri Light" w:cs="Arial Unicode MS"/>
         </w:rPr>
         <w:t>✅ Why Use Non-Relational Databases?</w:t>
       </w:r>
@@ -4128,7 +4128,7 @@
       <w:bookmarkEnd w:id="12"/>
       <w:r>
         <w:rPr>
-          <w:rFonts w:ascii="Arial" w:hAnsi="Arial" w:eastAsia="Arial"/>
+          <w:rFonts w:ascii="Calibri Light" w:hAnsi="Calibri Light" w:eastAsia="Calibri Light"/>
         </w:rPr>
         <w:t>🆚 Relational vs Non-Relational</w:t>
       </w:r>
